--- a/state-vignettes/idaho_highway_report.docx
+++ b/state-vignettes/idaho_highway_report.docx
@@ -10,12 +10,12 @@
         <w:rPr>
           <w:color w:val="FF5500"/>
         </w:rPr>
-        <w:t>Idaho Ranks 26th in the Nation in Highway Performance and Cost-Effectiveness</w:t>
+        <w:t>Idaho Ranks 20th in the Nation in Highway Performance and Cost-Effectiveness</w:t>
       </w:r>
     </w:p>
     <w:p>
       <w:r>
-        <w:t>Idaho’s highway system ranks 26th in the nation in overall cost-effectiveness and condition.</w:t>
+        <w:t>Idaho’s highway system ranks 20th in the nation in overall cost-effectiveness and condition.</w:t>
       </w:r>
     </w:p>
     <w:p>
@@ -25,42 +25,42 @@
     </w:p>
     <w:p>
       <w:r>
-        <w:t>In safety and condition categories, Idaho’s highways rank 9th in urban Interstate pavement condition, 22nd in rural Interstate pavement condition, 32nd in urban arterial pavement condition, 19th in rural arterial pavement condition, 19th in structurally deficient bridges, 25th in urban fatality rate, and 35th in rural fatality rate.</w:t>
+        <w:t>In safety and condition categories, Idaho’s highways rank 15th in urban Interstate pavement condition, 18th in rural Interstate pavement condition, 34th in urban arterial pavement condition, 26th in rural arterial pavement condition, 19th in structurally deficient bridges, 11th in urban fatality rate, and 39th in rural fatality rate.</w:t>
       </w:r>
     </w:p>
     <w:p>
       <w:r>
-        <w:t>Idaho ranks 22nd out of the 50 states in traffic congestion, and its drivers spend 17.27 hours a year stuck in traffic congestion.</w:t>
+        <w:t>Idaho ranks 14th out of the 50 states in traffic congestion, and its drivers spend 16.17 hours a year stuck in traffic congestion.</w:t>
       </w:r>
     </w:p>
     <w:p>
       <w:r>
-        <w:t>In spending and cost-effectiveness, Idaho ranks 48th in capital and bridge disbursements, which are the costs of building new roads and bridges and widening existing ones. Idaho ranks 35th in maintenance spending, such as the costs of repaving roads and filling in potholes. Idaho’s administrative disbursements, including office spending that doesn’t make its way to roads, rank 14th nationwide.</w:t>
+        <w:t>In spending and cost-effectiveness, Idaho ranks 49th in capital and bridge disbursements, which are the costs of building new roads and bridges and widening existing ones. Idaho ranks 41st in maintenance spending, such as the costs of repaving roads and filling in potholes. Idaho’s administrative disbursements, including office spending that doesn’t make its way to roads, rank 18th nationwide.</w:t>
       </w:r>
     </w:p>
     <w:p>
       <w:r>
-        <w:t>Compared to last year, Idaho has the following notable changes in rankings: Other Fatality Rate worsened by 19 points, from 15 to 34; Rural Other Principal Arterial Pavement Condition worsened by 7 points, from 12 to 19; Rural Fatality Rate worsened by 12 points, from 23 to 35; Urbanized Area Congestion worsened by 15 points, from 7 to 22; Urban Other Principal Arterial Pavement Condition worsened by 20 points, from 12 to 32; Urban Fatality Rate worsened by 20 points, from 5 to 25; Overall worsened by 11 points, from 15 to 26.</w:t>
+        <w:t>Compared to last year, Idaho has the following notable changes in rankings: Overall improved by 6 points, from 26 to 20; Maintenance Disbursements worsened by 6 points, from 35 to 41; Other Disbursements improved by 8 points, from 43 to 35; Urban Interstate Pavement Condition worsened by 6 points, from 9 to 15; Rural Other Principal Arterial Pavement Condition worsened by 7 points, from 19 to 26; Urbanized Area Congestion improved by 8 points, from 22 to 14; Urban Fatality Rate improved by 14 points, from 25 to 11; Other Fatality Rate improved by 15 points, from 34 to 19.</w:t>
       </w:r>
     </w:p>
     <w:p>
       <w:r>
-        <w:t>Compared to neighboring and nearby states, Idaho’s overall highway performance is better than Washington (48th) and Oregon (33rd); worse than Nevada (25th), Montana (22nd), and Utah (10th).</w:t>
+        <w:t>Compared to neighboring and nearby states, Idaho’s overall highway performance is better than Washington (49th), Oregon (28th), Nevada (26th), and Montana (25th); worse than Utah (3rd).</w:t>
       </w:r>
     </w:p>
     <w:p>
       <w:r>
-        <w:t>Comparing its overall performance to similarly populated states, Idaho ranks better than Nebraska (29th) and West Virginia (30th).</w:t>
+        <w:t>Comparing its overall performance to similarly populated states, Idaho ranks better than Nebraska (21st) and West Virginia (32nd).</w:t>
       </w:r>
     </w:p>
     <w:p>
       <w:r>
-        <w:t>Idaho’s highway system ranks 26th out of 50 states overall this year, compared to 15th last year.</w:t>
+        <w:t>Idaho’s highway system ranks 20th out of 50 states overall this year, compared to 26th last year.</w:t>
       </w:r>
     </w:p>
     <w:p>
       <w:r>
-        <w:t>“In terms of improving in the road condition and performance categories, Idaho should focus on reducing Capital &amp; Bridge Disbursements and Other Disbursements. Idaho’s rank of 48th in Capital &amp; Bridge Disbursements makes it one of the worst in the nation for this safety metric,” said Baruch Feigenbaum, lead author of the 29th Annual Highway Report and senior managing director of transportation policy at Reason Foundation.</w:t>
+        <w:t>“In terms of improving in the road condition and performance categories, Idaho should focus on reducing Capital &amp; Bridge Disbursements and Maintenance Disbursements. Idaho’s rank of 49th in Capital &amp; Bridge Disbursements makes it one of the worst in the nation for this safety metric,” said Baruch Feigenbaum, lead author of the 30th Annual Highway Report and senior managing director of transportation policy at Reason Foundation.</w:t>
       </w:r>
     </w:p>
     <w:p>
@@ -70,7 +70,7 @@
           <w:color w:val="FF5500"/>
           <w:sz w:val="28"/>
         </w:rPr>
-        <w:t>IDAHO’S RANKINGS IN THE 29TH ANNUAL HIGHWAY REPORT</w:t>
+        <w:t>IDAHO’S RANKINGS IN THE 30TH ANNUAL HIGHWAY REPORT</w:t>
       </w:r>
     </w:p>
     <w:tbl>
@@ -148,7 +148,7 @@
               <w:rPr>
                 <w:sz w:val="20"/>
               </w:rPr>
-              <w:t>26</w:t>
+              <w:t>20</w:t>
             </w:r>
           </w:p>
         </w:tc>
@@ -179,7 +179,7 @@
               <w:rPr>
                 <w:sz w:val="20"/>
               </w:rPr>
-              <w:t>48</w:t>
+              <w:t>49</w:t>
             </w:r>
           </w:p>
         </w:tc>
@@ -212,7 +212,7 @@
               <w:rPr>
                 <w:sz w:val="20"/>
               </w:rPr>
-              <w:t>35</w:t>
+              <w:t>41</w:t>
             </w:r>
           </w:p>
         </w:tc>
@@ -243,7 +243,7 @@
               <w:rPr>
                 <w:sz w:val="20"/>
               </w:rPr>
-              <w:t>14</w:t>
+              <w:t>18</w:t>
             </w:r>
           </w:p>
         </w:tc>
@@ -276,7 +276,7 @@
               <w:rPr>
                 <w:sz w:val="20"/>
               </w:rPr>
-              <w:t>43</w:t>
+              <w:t>35</w:t>
             </w:r>
           </w:p>
         </w:tc>
@@ -307,7 +307,7 @@
               <w:rPr>
                 <w:sz w:val="20"/>
               </w:rPr>
-              <w:t>22</w:t>
+              <w:t>18</w:t>
             </w:r>
           </w:p>
         </w:tc>
@@ -340,7 +340,7 @@
               <w:rPr>
                 <w:sz w:val="20"/>
               </w:rPr>
-              <w:t>19</w:t>
+              <w:t>26</w:t>
             </w:r>
           </w:p>
         </w:tc>
@@ -371,7 +371,7 @@
               <w:rPr>
                 <w:sz w:val="20"/>
               </w:rPr>
-              <w:t>9</w:t>
+              <w:t>15</w:t>
             </w:r>
           </w:p>
         </w:tc>
@@ -404,7 +404,7 @@
               <w:rPr>
                 <w:sz w:val="20"/>
               </w:rPr>
-              <w:t>32</w:t>
+              <w:t>34</w:t>
             </w:r>
           </w:p>
         </w:tc>
@@ -435,7 +435,7 @@
               <w:rPr>
                 <w:sz w:val="20"/>
               </w:rPr>
-              <w:t>22</w:t>
+              <w:t>14</w:t>
             </w:r>
           </w:p>
         </w:tc>
@@ -499,7 +499,7 @@
               <w:rPr>
                 <w:sz w:val="20"/>
               </w:rPr>
-              <w:t>35</w:t>
+              <w:t>39</w:t>
             </w:r>
           </w:p>
         </w:tc>
@@ -532,7 +532,7 @@
               <w:rPr>
                 <w:sz w:val="20"/>
               </w:rPr>
-              <w:t>25</w:t>
+              <w:t>11</w:t>
             </w:r>
           </w:p>
         </w:tc>
@@ -563,7 +563,7 @@
               <w:rPr>
                 <w:sz w:val="20"/>
               </w:rPr>
-              <w:t>34</w:t>
+              <w:t>19</w:t>
             </w:r>
           </w:p>
         </w:tc>
@@ -572,12 +572,12 @@
     <w:p>
       <w:r>
         <w:br/>
-        <w:t>Reason Foundation’s 29th Annual Highway Report measures the condition and cost- effectiveness of state-controlled highways in 13 categories, including pavement and bridge conditions, traffic fatalities, and spending. In the performance categories, ranking first implies the state has the best or lowest fatality rate and its road pavement is in the best condition. A ranking of 50th in performance categories means the state has the worst fatality rates or pavement conditions. In simplified terms, in the cost-effectiveness categories, a rank of 50 means the state spends more money, and a first-place ranking means the state spends less money than other states in that category.</w:t>
+        <w:t>Reason Foundation’s 30th Annual Highway Report measures the condition and cost-effectiveness of state-controlled highways in 13 categories, including pavement and bridge conditions, traffic fatalities, and spending. In the performance categories, ranking first implies the state has the best or lowest fatality rate and its road pavement is in the best condition. A ranking of 50th in performance categories means the state has the worst fatality rates or pavement conditions. In simplified terms, in the cost-effectiveness categories, a rank of 50 means the state spends more money, and a first-place ranking means the state spends less money than other states in that category.</w:t>
       </w:r>
     </w:p>
     <w:p>
       <w:r>
-        <w:t>The report’s data are primarily information each state directly reported to the Federal Highway Administration for 2023. Better Roads and Bridges provides the deficient bridge data, and INRIX.com provides the traffic congestion data.</w:t>
+        <w:t>The report’s data are primarily information each state directly reported to the Federal Highway Administration for 2024. Better Roads and Bridges provides the deficient bridge data, and INRIX.com provides the traffic congestion data.</w:t>
       </w:r>
     </w:p>
     <w:sectPr>
